--- a/klagomål/S 1893-2020 FSC-klagomål.docx
+++ b/klagomål/S 1893-2020 FSC-klagomål.docx
@@ -779,7 +779,7 @@
     <w:r>
       <w:tab/>
       <w:tab/>
-      <w:t>2026-09-14</w:t>
+      <w:t>2026-09-15</w:t>
       <w:br/>
       <w:br/>
     </w:r>

--- a/klagomål/S 1893-2020 FSC-klagomål.docx
+++ b/klagomål/S 1893-2020 FSC-klagomål.docx
@@ -779,7 +779,7 @@
     <w:r>
       <w:tab/>
       <w:tab/>
-      <w:t>2026-09-15</w:t>
+      <w:t>2026-09-16</w:t>
       <w:br/>
       <w:br/>
     </w:r>

--- a/klagomål/S 1893-2020 FSC-klagomål.docx
+++ b/klagomål/S 1893-2020 FSC-klagomål.docx
@@ -779,7 +779,7 @@
     <w:r>
       <w:tab/>
       <w:tab/>
-      <w:t>2026-09-16</w:t>
+      <w:t>2026-09-17</w:t>
       <w:br/>
       <w:br/>
     </w:r>

--- a/klagomål/S 1893-2020 FSC-klagomål.docx
+++ b/klagomål/S 1893-2020 FSC-klagomål.docx
@@ -779,7 +779,7 @@
     <w:r>
       <w:tab/>
       <w:tab/>
-      <w:t>2026-09-17</w:t>
+      <w:t>2026-09-18</w:t>
       <w:br/>
       <w:br/>
     </w:r>

--- a/klagomål/S 1893-2020 FSC-klagomål.docx
+++ b/klagomål/S 1893-2020 FSC-klagomål.docx
@@ -779,7 +779,7 @@
     <w:r>
       <w:tab/>
       <w:tab/>
-      <w:t>2026-09-18</w:t>
+      <w:t>2026-09-19</w:t>
       <w:br/>
       <w:br/>
     </w:r>

--- a/klagomål/S 1893-2020 FSC-klagomål.docx
+++ b/klagomål/S 1893-2020 FSC-klagomål.docx
@@ -779,7 +779,7 @@
     <w:r>
       <w:tab/>
       <w:tab/>
-      <w:t>2026-09-19</w:t>
+      <w:t>2026-09-21</w:t>
       <w:br/>
       <w:br/>
     </w:r>

--- a/klagomål/S 1893-2020 FSC-klagomål.docx
+++ b/klagomål/S 1893-2020 FSC-klagomål.docx
@@ -779,7 +779,7 @@
     <w:r>
       <w:tab/>
       <w:tab/>
-      <w:t>2026-09-21</w:t>
+      <w:t>2026-09-23</w:t>
       <w:br/>
       <w:br/>
     </w:r>

--- a/klagomål/S 1893-2020 FSC-klagomål.docx
+++ b/klagomål/S 1893-2020 FSC-klagomål.docx
@@ -779,7 +779,7 @@
     <w:r>
       <w:tab/>
       <w:tab/>
-      <w:t>2026-09-23</w:t>
+      <w:t>2026-09-24</w:t>
       <w:br/>
       <w:br/>
     </w:r>

--- a/klagomål/S 1893-2020 FSC-klagomål.docx
+++ b/klagomål/S 1893-2020 FSC-klagomål.docx
@@ -779,7 +779,7 @@
     <w:r>
       <w:tab/>
       <w:tab/>
-      <w:t>2026-09-24</w:t>
+      <w:t>2026-09-25</w:t>
       <w:br/>
       <w:br/>
     </w:r>

--- a/klagomål/S 1893-2020 FSC-klagomål.docx
+++ b/klagomål/S 1893-2020 FSC-klagomål.docx
@@ -779,7 +779,7 @@
     <w:r>
       <w:tab/>
       <w:tab/>
-      <w:t>2026-09-25</w:t>
+      <w:t>2026-09-26</w:t>
       <w:br/>
       <w:br/>
     </w:r>

--- a/klagomål/S 1893-2020 FSC-klagomål.docx
+++ b/klagomål/S 1893-2020 FSC-klagomål.docx
@@ -779,7 +779,7 @@
     <w:r>
       <w:tab/>
       <w:tab/>
-      <w:t>2026-09-26</w:t>
+      <w:t>2026-09-27</w:t>
       <w:br/>
       <w:br/>
     </w:r>

--- a/klagomål/S 1893-2020 FSC-klagomål.docx
+++ b/klagomål/S 1893-2020 FSC-klagomål.docx
@@ -779,7 +779,7 @@
     <w:r>
       <w:tab/>
       <w:tab/>
-      <w:t>2026-09-27</w:t>
+      <w:t>2026-09-28</w:t>
       <w:br/>
       <w:br/>
     </w:r>

--- a/klagomål/S 1893-2020 FSC-klagomål.docx
+++ b/klagomål/S 1893-2020 FSC-klagomål.docx
@@ -779,7 +779,7 @@
     <w:r>
       <w:tab/>
       <w:tab/>
-      <w:t>2026-09-28</w:t>
+      <w:t>2026-09-29</w:t>
       <w:br/>
       <w:br/>
     </w:r>

--- a/klagomål/S 1893-2020 FSC-klagomål.docx
+++ b/klagomål/S 1893-2020 FSC-klagomål.docx
@@ -779,7 +779,7 @@
     <w:r>
       <w:tab/>
       <w:tab/>
-      <w:t>2026-09-29</w:t>
+      <w:t>2026-09-30</w:t>
       <w:br/>
       <w:br/>
     </w:r>

--- a/klagomål/S 1893-2020 FSC-klagomål.docx
+++ b/klagomål/S 1893-2020 FSC-klagomål.docx
@@ -779,7 +779,7 @@
     <w:r>
       <w:tab/>
       <w:tab/>
-      <w:t>2026-09-30</w:t>
+      <w:t>2026-10-01</w:t>
       <w:br/>
       <w:br/>
     </w:r>

--- a/klagomål/S 1893-2020 FSC-klagomål.docx
+++ b/klagomål/S 1893-2020 FSC-klagomål.docx
@@ -779,7 +779,7 @@
     <w:r>
       <w:tab/>
       <w:tab/>
-      <w:t>2026-10-01</w:t>
+      <w:t>2026-10-02</w:t>
       <w:br/>
       <w:br/>
     </w:r>

--- a/klagomål/S 1893-2020 FSC-klagomål.docx
+++ b/klagomål/S 1893-2020 FSC-klagomål.docx
@@ -779,7 +779,7 @@
     <w:r>
       <w:tab/>
       <w:tab/>
-      <w:t>2026-10-02</w:t>
+      <w:t>2026-10-03</w:t>
       <w:br/>
       <w:br/>
     </w:r>

--- a/klagomål/S 1893-2020 FSC-klagomål.docx
+++ b/klagomål/S 1893-2020 FSC-klagomål.docx
@@ -779,7 +779,7 @@
     <w:r>
       <w:tab/>
       <w:tab/>
-      <w:t>2026-10-03</w:t>
+      <w:t>2026-10-04</w:t>
       <w:br/>
       <w:br/>
     </w:r>

--- a/klagomål/S 1893-2020 FSC-klagomål.docx
+++ b/klagomål/S 1893-2020 FSC-klagomål.docx
@@ -779,7 +779,7 @@
     <w:r>
       <w:tab/>
       <w:tab/>
-      <w:t>2026-10-04</w:t>
+      <w:t>2026-10-05</w:t>
       <w:br/>
       <w:br/>
     </w:r>

--- a/klagomål/S 1893-2020 FSC-klagomål.docx
+++ b/klagomål/S 1893-2020 FSC-klagomål.docx
@@ -779,7 +779,7 @@
     <w:r>
       <w:tab/>
       <w:tab/>
-      <w:t>2026-10-05</w:t>
+      <w:t>2026-10-06</w:t>
       <w:br/>
       <w:br/>
     </w:r>

--- a/klagomål/S 1893-2020 FSC-klagomål.docx
+++ b/klagomål/S 1893-2020 FSC-klagomål.docx
@@ -779,7 +779,7 @@
     <w:r>
       <w:tab/>
       <w:tab/>
-      <w:t>2026-10-06</w:t>
+      <w:t>2026-10-07</w:t>
       <w:br/>
       <w:br/>
     </w:r>

--- a/klagomål/S 1893-2020 FSC-klagomål.docx
+++ b/klagomål/S 1893-2020 FSC-klagomål.docx
@@ -779,7 +779,7 @@
     <w:r>
       <w:tab/>
       <w:tab/>
-      <w:t>2026-10-07</w:t>
+      <w:t>2026-10-08</w:t>
       <w:br/>
       <w:br/>
     </w:r>

--- a/klagomål/S 1893-2020 FSC-klagomål.docx
+++ b/klagomål/S 1893-2020 FSC-klagomål.docx
@@ -779,7 +779,7 @@
     <w:r>
       <w:tab/>
       <w:tab/>
-      <w:t>2026-10-08</w:t>
+      <w:t>2026-10-09</w:t>
       <w:br/>
       <w:br/>
     </w:r>

--- a/klagomål/S 1893-2020 FSC-klagomål.docx
+++ b/klagomål/S 1893-2020 FSC-klagomål.docx
@@ -779,7 +779,7 @@
     <w:r>
       <w:tab/>
       <w:tab/>
-      <w:t>2026-10-09</w:t>
+      <w:t>2026-10-10</w:t>
       <w:br/>
       <w:br/>
     </w:r>

--- a/klagomål/S 1893-2020 FSC-klagomål.docx
+++ b/klagomål/S 1893-2020 FSC-klagomål.docx
@@ -779,7 +779,7 @@
     <w:r>
       <w:tab/>
       <w:tab/>
-      <w:t>2026-10-10</w:t>
+      <w:t>2026-10-11</w:t>
       <w:br/>
       <w:br/>
     </w:r>

--- a/klagomål/S 1893-2020 FSC-klagomål.docx
+++ b/klagomål/S 1893-2020 FSC-klagomål.docx
@@ -779,7 +779,7 @@
     <w:r>
       <w:tab/>
       <w:tab/>
-      <w:t>2026-10-11</w:t>
+      <w:t>2026-10-12</w:t>
       <w:br/>
       <w:br/>
     </w:r>

--- a/klagomål/S 1893-2020 FSC-klagomål.docx
+++ b/klagomål/S 1893-2020 FSC-klagomål.docx
@@ -779,7 +779,7 @@
     <w:r>
       <w:tab/>
       <w:tab/>
-      <w:t>2026-10-12</w:t>
+      <w:t>2026-10-13</w:t>
       <w:br/>
       <w:br/>
     </w:r>

--- a/klagomål/S 1893-2020 FSC-klagomål.docx
+++ b/klagomål/S 1893-2020 FSC-klagomål.docx
@@ -779,7 +779,7 @@
     <w:r>
       <w:tab/>
       <w:tab/>
-      <w:t>2026-10-13</w:t>
+      <w:t>2026-10-14</w:t>
       <w:br/>
       <w:br/>
     </w:r>

--- a/klagomål/S 1893-2020 FSC-klagomål.docx
+++ b/klagomål/S 1893-2020 FSC-klagomål.docx
@@ -779,7 +779,7 @@
     <w:r>
       <w:tab/>
       <w:tab/>
-      <w:t>2026-10-14</w:t>
+      <w:t>2026-10-15</w:t>
       <w:br/>
       <w:br/>
     </w:r>

--- a/klagomål/S 1893-2020 FSC-klagomål.docx
+++ b/klagomål/S 1893-2020 FSC-klagomål.docx
@@ -779,7 +779,7 @@
     <w:r>
       <w:tab/>
       <w:tab/>
-      <w:t>2026-10-15</w:t>
+      <w:t>2026-10-16</w:t>
       <w:br/>
       <w:br/>
     </w:r>

--- a/klagomål/S 1893-2020 FSC-klagomål.docx
+++ b/klagomål/S 1893-2020 FSC-klagomål.docx
@@ -779,7 +779,7 @@
     <w:r>
       <w:tab/>
       <w:tab/>
-      <w:t>2026-10-16</w:t>
+      <w:t>2026-10-17</w:t>
       <w:br/>
       <w:br/>
     </w:r>

--- a/klagomål/S 1893-2020 FSC-klagomål.docx
+++ b/klagomål/S 1893-2020 FSC-klagomål.docx
@@ -779,7 +779,7 @@
     <w:r>
       <w:tab/>
       <w:tab/>
-      <w:t>2026-10-17</w:t>
+      <w:t>2026-10-18</w:t>
       <w:br/>
       <w:br/>
     </w:r>

--- a/klagomål/S 1893-2020 FSC-klagomål.docx
+++ b/klagomål/S 1893-2020 FSC-klagomål.docx
@@ -779,7 +779,7 @@
     <w:r>
       <w:tab/>
       <w:tab/>
-      <w:t>2026-10-18</w:t>
+      <w:t>2026-10-19</w:t>
       <w:br/>
       <w:br/>
     </w:r>

--- a/klagomål/S 1893-2020 FSC-klagomål.docx
+++ b/klagomål/S 1893-2020 FSC-klagomål.docx
@@ -779,7 +779,7 @@
     <w:r>
       <w:tab/>
       <w:tab/>
-      <w:t>2026-10-19</w:t>
+      <w:t>2026-10-20</w:t>
       <w:br/>
       <w:br/>
     </w:r>

--- a/klagomål/S 1893-2020 FSC-klagomål.docx
+++ b/klagomål/S 1893-2020 FSC-klagomål.docx
@@ -779,7 +779,7 @@
     <w:r>
       <w:tab/>
       <w:tab/>
-      <w:t>2026-10-20</w:t>
+      <w:t>2026-10-21</w:t>
       <w:br/>
       <w:br/>
     </w:r>

--- a/klagomål/S 1893-2020 FSC-klagomål.docx
+++ b/klagomål/S 1893-2020 FSC-klagomål.docx
@@ -779,7 +779,7 @@
     <w:r>
       <w:tab/>
       <w:tab/>
-      <w:t>2026-10-21</w:t>
+      <w:t>2026-10-22</w:t>
       <w:br/>
       <w:br/>
     </w:r>

--- a/klagomål/S 1893-2020 FSC-klagomål.docx
+++ b/klagomål/S 1893-2020 FSC-klagomål.docx
@@ -178,7 +178,7 @@
       <w:r>
         <w:drawing>
           <wp:inline xmlns:a="http://schemas.openxmlformats.org/drawingml/2006/main" xmlns:pic="http://schemas.openxmlformats.org/drawingml/2006/picture">
-            <wp:extent cx="5309799" cy="5724000"/>
+            <wp:extent cx="5308107" cy="5724000"/>
             <wp:docPr id="1" name="Picture 1"/>
             <wp:cNvGraphicFramePr>
               <a:graphicFrameLocks noChangeAspect="1"/>
@@ -199,7 +199,7 @@
                   <pic:spPr>
                     <a:xfrm>
                       <a:off x="0" y="0"/>
-                      <a:ext cx="5309799" cy="5724000"/>
+                      <a:ext cx="5308107" cy="5724000"/>
                     </a:xfrm>
                     <a:prstGeom prst="rect"/>
                   </pic:spPr>
@@ -216,12 +216,12 @@
         <w:spacing w:after="240"/>
       </w:pPr>
       <w:r>
-        <w:t>Figur 1. Fyndplatser för naturvårdsarter i och inom 11 meter från samrådsanmälan. Markörer utan svart kant är placerade på fyndplatsen. Markörer med svart kant är placerade vid sidan av fyndplatsen och har ett svart streck som visar fyndplatsens exakta position. Kartans mittpunktskoordinat är N 6226594, E 538613 i SWEREF 99 TM.</w:t>
+        <w:t>Figur 1. Fyndplatser för naturvårdsarter i och inom 21 meter från samrådsanmälan. Markörer utan svart kant är placerade på fyndplatsen. Markörer med svart kant är placerade vid sidan av fyndplatsen och har ett svart streck som visar fyndplatsens exakta position. Kartans mittpunktskoordinat är N 6226594, E 538613 i SWEREF 99 TM.</w:t>
       </w:r>
     </w:p>
     <w:p>
       <w:r>
-        <w:t>I och inom 11 meter från samrådsanmälan finns fynd av 6 naturvårdsarter, varav 2 är rödlistade, 1 är fridlyst, 4 är typiska (T) och 2 är signalarter (S): läderbagge (VU, §4a), vippärt (NT, T), murgröna (S, T), ängsfingersvamp (S), smånunneört (T) och tandrot (T). Se Figur 1.</w:t>
+        <w:t>I och inom 21 meter från samrådsanmälan finns fynd av 7 naturvårdsarter, varav 2 är rödlistade, 2 är fridlysta, 4 är typiska (T) och 3 är signalarter (S): läderbagge (VU, §4a), vippärt (NT, T), ekoxe (S, §6), murgröna (S, T), ängsfingersvamp (S), smånunneört (T) och tandrot (T). Se Figur 1.</w:t>
       </w:r>
     </w:p>
     <w:p>
@@ -285,6 +285,26 @@
       </w:r>
       <w:r>
         <w:t xml:space="preserve"> (Nitare &amp; Skogsstyrelsen, 2019; SLU Artdatabanken, 2026).</w:t>
+      </w:r>
+    </w:p>
+    <w:p>
+      <w:r>
+        <w:rPr>
+          <w:b/>
+        </w:rPr>
+        <w:t xml:space="preserve">Ekoxe (§6) </w:t>
+      </w:r>
+      <w:r>
+        <w:t>omfattas av EU:s art- och habitatdirektiv och är fridlyst enligt 6 § artskyddsförordningen.</w:t>
+      </w:r>
+      <w:r>
+        <w:rPr>
+          <w:b/>
+        </w:rPr>
+        <w:t xml:space="preserve"> </w:t>
+      </w:r>
+      <w:r>
+        <w:t>Dess larvutveckling sker i och vid stubbar, i lågor med markkontakt och grövre döda rötter av olika lövträd, även i döda rotdelar på levande träd. I Sverige främst funnen i ek men även några gånger i bok, hassel, ask och björk. Arten lever främst i halvöppna miljöer såsom trädklädda hagmarker eller gles skog, gärna i sydsluttningar. Arten påverkas negativt av brist på grova eller gamla träd och det föreligger indikation på eller misstanke om populationsminskning. Minskningen avser kvalitén på artens habitat (SLU Artdatabanken, 2025).</w:t>
       </w:r>
     </w:p>
     <w:p>
@@ -464,7 +484,7 @@
         <w:rPr>
           <w:i/>
         </w:rPr>
-        <w:t>I det samrådsanmälda skogsområdet har 6 naturvårdsarter varav 2 rödlistade arter sina livsmiljöer och växtplatser.</w:t>
+        <w:t>I det samrådsanmälda skogsområdet har 7 naturvårdsarter varav 2 rödlistade arter sina livsmiljöer och växtplatser.</w:t>
       </w:r>
     </w:p>
     <w:p>
@@ -779,7 +799,7 @@
     <w:r>
       <w:tab/>
       <w:tab/>
-      <w:t>2026-10-22</w:t>
+      <w:t>2026-10-23</w:t>
       <w:br/>
       <w:br/>
     </w:r>

--- a/klagomål/S 1893-2020 FSC-klagomål.docx
+++ b/klagomål/S 1893-2020 FSC-klagomål.docx
@@ -799,7 +799,7 @@
     <w:r>
       <w:tab/>
       <w:tab/>
-      <w:t>2026-10-23</w:t>
+      <w:t>2026-10-24</w:t>
       <w:br/>
       <w:br/>
     </w:r>

--- a/klagomål/S 1893-2020 FSC-klagomål.docx
+++ b/klagomål/S 1893-2020 FSC-klagomål.docx
@@ -799,7 +799,7 @@
     <w:r>
       <w:tab/>
       <w:tab/>
-      <w:t>2026-10-24</w:t>
+      <w:t>2026-10-25</w:t>
       <w:br/>
       <w:br/>
     </w:r>

--- a/klagomål/S 1893-2020 FSC-klagomål.docx
+++ b/klagomål/S 1893-2020 FSC-klagomål.docx
@@ -799,7 +799,7 @@
     <w:r>
       <w:tab/>
       <w:tab/>
-      <w:t>2026-10-25</w:t>
+      <w:t>2026-10-26</w:t>
       <w:br/>
       <w:br/>
     </w:r>

--- a/klagomål/S 1893-2020 FSC-klagomål.docx
+++ b/klagomål/S 1893-2020 FSC-klagomål.docx
@@ -799,7 +799,7 @@
     <w:r>
       <w:tab/>
       <w:tab/>
-      <w:t>2026-10-26</w:t>
+      <w:t>2026-10-27</w:t>
       <w:br/>
       <w:br/>
     </w:r>

--- a/klagomål/S 1893-2020 FSC-klagomål.docx
+++ b/klagomål/S 1893-2020 FSC-klagomål.docx
@@ -799,7 +799,7 @@
     <w:r>
       <w:tab/>
       <w:tab/>
-      <w:t>2026-10-27</w:t>
+      <w:t>2026-10-28</w:t>
       <w:br/>
       <w:br/>
     </w:r>

--- a/klagomål/S 1893-2020 FSC-klagomål.docx
+++ b/klagomål/S 1893-2020 FSC-klagomål.docx
@@ -799,7 +799,7 @@
     <w:r>
       <w:tab/>
       <w:tab/>
-      <w:t>2026-10-28</w:t>
+      <w:t>2026-10-29</w:t>
       <w:br/>
       <w:br/>
     </w:r>

--- a/klagomål/S 1893-2020 FSC-klagomål.docx
+++ b/klagomål/S 1893-2020 FSC-klagomål.docx
@@ -799,7 +799,7 @@
     <w:r>
       <w:tab/>
       <w:tab/>
-      <w:t>2026-10-29</w:t>
+      <w:t>2026-10-31</w:t>
       <w:br/>
       <w:br/>
     </w:r>
